--- a/output/CV_NicolasQiGUO_CFE.docx
+++ b/output/CV_NicolasQiGUO_CFE.docx
@@ -1301,7 +1301,7 @@
           <w:u w:val="none"/>
         </w:rPr>
         <w:tab/>
-        <w:t>Power Apps, Power Automate, Power BI, SharePoint</w:t>
+        <w:t>Pack Office, Teams, SharePoint, Power Apps, Power Automate, Power BI</w:t>
       </w:r>
     </w:p>
     <w:p>
